--- a/ORLANDO RYAN SADEWA - - 4. Worksheet_PABW_Pertemuan4.docx/ORLANDO RYAN SADEWA - - 4. Worksheet_PABW_Pertemuan4.docx
+++ b/ORLANDO RYAN SADEWA - - 4. Worksheet_PABW_Pertemuan4.docx/ORLANDO RYAN SADEWA - - 4. Worksheet_PABW_Pertemuan4.docx
@@ -180,9 +180,45 @@
           <w:p>
             <w:pPr>
               <w:spacing w:after="0"/>
-            </w:pPr>
-            <w:r>
-              <w:t>Orlando ryan sadewa</w:t>
+              <w:rPr>
+                <w:sz w:val="18"/>
+                <w:szCs w:val="18"/>
+              </w:rPr>
+            </w:pPr>
+            <w:r>
+              <w:rPr>
+                <w:sz w:val="18"/>
+                <w:szCs w:val="18"/>
+              </w:rPr>
+              <w:t xml:space="preserve">Orlando </w:t>
+            </w:r>
+            <w:r>
+              <w:rPr>
+                <w:sz w:val="18"/>
+                <w:szCs w:val="18"/>
+              </w:rPr>
+              <w:t>R</w:t>
+            </w:r>
+            <w:r>
+              <w:rPr>
+                <w:sz w:val="18"/>
+                <w:szCs w:val="18"/>
+              </w:rPr>
+              <w:t xml:space="preserve">yan </w:t>
+            </w:r>
+            <w:r>
+              <w:rPr>
+                <w:sz w:val="18"/>
+                <w:szCs w:val="18"/>
+              </w:rPr>
+              <w:t>S</w:t>
+            </w:r>
+            <w:r>
+              <w:rPr>
+                <w:sz w:val="18"/>
+                <w:szCs w:val="18"/>
+              </w:rPr>
+              <w:t>adewa</w:t>
             </w:r>
           </w:p>
         </w:tc>
@@ -200,6 +236,10 @@
           <w:p>
             <w:pPr>
               <w:spacing w:after="0"/>
+              <w:rPr>
+                <w:sz w:val="18"/>
+                <w:szCs w:val="18"/>
+              </w:rPr>
             </w:pPr>
             <w:r>
               <w:rPr>
@@ -207,6 +247,7 @@
                 <w:b/>
                 <w:color w:val="003796"/>
                 <w:sz w:val="18"/>
+                <w:szCs w:val="18"/>
               </w:rPr>
               <w:t>NIM</w:t>
             </w:r>
@@ -225,8 +266,16 @@
           <w:p>
             <w:pPr>
               <w:spacing w:after="0"/>
-            </w:pPr>
-            <w:r>
+              <w:rPr>
+                <w:sz w:val="18"/>
+                <w:szCs w:val="18"/>
+              </w:rPr>
+            </w:pPr>
+            <w:r>
+              <w:rPr>
+                <w:sz w:val="18"/>
+                <w:szCs w:val="18"/>
+              </w:rPr>
               <w:t>25523129</w:t>
             </w:r>
           </w:p>
@@ -275,8 +324,16 @@
           <w:p>
             <w:pPr>
               <w:spacing w:after="0"/>
-            </w:pPr>
-            <w:r>
+              <w:rPr>
+                <w:sz w:val="18"/>
+                <w:szCs w:val="18"/>
+              </w:rPr>
+            </w:pPr>
+            <w:r>
+              <w:rPr>
+                <w:sz w:val="18"/>
+                <w:szCs w:val="18"/>
+              </w:rPr>
               <w:t>D</w:t>
             </w:r>
           </w:p>
@@ -295,6 +352,10 @@
           <w:p>
             <w:pPr>
               <w:spacing w:after="0"/>
+              <w:rPr>
+                <w:sz w:val="18"/>
+                <w:szCs w:val="18"/>
+              </w:rPr>
             </w:pPr>
             <w:r>
               <w:rPr>
@@ -302,6 +363,7 @@
                 <w:b/>
                 <w:color w:val="003796"/>
                 <w:sz w:val="18"/>
+                <w:szCs w:val="18"/>
               </w:rPr>
               <w:t>TANGGAL</w:t>
             </w:r>
@@ -320,8 +382,16 @@
           <w:p>
             <w:pPr>
               <w:spacing w:after="0"/>
-            </w:pPr>
-            <w:r>
+              <w:rPr>
+                <w:sz w:val="18"/>
+                <w:szCs w:val="18"/>
+              </w:rPr>
+            </w:pPr>
+            <w:r>
+              <w:rPr>
+                <w:sz w:val="18"/>
+                <w:szCs w:val="18"/>
+              </w:rPr>
               <w:t>24 September 2026</w:t>
             </w:r>
           </w:p>
@@ -2217,7 +2287,19 @@
           <w:p>
             <w:pPr>
               <w:spacing w:before="20" w:after="20" w:line="252" w:lineRule="auto"/>
-            </w:pPr>
+              <w:rPr>
+                <w:sz w:val="18"/>
+                <w:szCs w:val="18"/>
+              </w:rPr>
+            </w:pPr>
+            <w:r>
+              <w:rPr>
+                <w:rFonts w:cs="Carlito"/>
+                <w:sz w:val="18"/>
+                <w:szCs w:val="18"/>
+              </w:rPr>
+              <w:t>#F8FAFC</w:t>
+            </w:r>
           </w:p>
         </w:tc>
       </w:tr>
@@ -2313,7 +2395,19 @@
           <w:p>
             <w:pPr>
               <w:spacing w:before="20" w:after="20" w:line="252" w:lineRule="auto"/>
-            </w:pPr>
+              <w:rPr>
+                <w:sz w:val="18"/>
+                <w:szCs w:val="18"/>
+              </w:rPr>
+            </w:pPr>
+            <w:r>
+              <w:rPr>
+                <w:rFonts w:cs="Carlito"/>
+                <w:sz w:val="18"/>
+                <w:szCs w:val="18"/>
+              </w:rPr>
+              <w:t>#0F172A</w:t>
+            </w:r>
           </w:p>
         </w:tc>
       </w:tr>
@@ -2405,7 +2499,19 @@
           <w:p>
             <w:pPr>
               <w:spacing w:before="20" w:after="20" w:line="252" w:lineRule="auto"/>
-            </w:pPr>
+              <w:rPr>
+                <w:sz w:val="18"/>
+                <w:szCs w:val="18"/>
+              </w:rPr>
+            </w:pPr>
+            <w:r>
+              <w:rPr>
+                <w:rFonts w:cs="Carlito"/>
+                <w:sz w:val="18"/>
+                <w:szCs w:val="18"/>
+              </w:rPr>
+              <w:t>#FFFFFF</w:t>
+            </w:r>
           </w:p>
         </w:tc>
       </w:tr>
@@ -2501,7 +2607,18 @@
           <w:p>
             <w:pPr>
               <w:spacing w:before="20" w:after="20" w:line="252" w:lineRule="auto"/>
-            </w:pPr>
+              <w:rPr>
+                <w:sz w:val="18"/>
+                <w:szCs w:val="18"/>
+              </w:rPr>
+            </w:pPr>
+            <w:r>
+              <w:rPr>
+                <w:sz w:val="18"/>
+                <w:szCs w:val="18"/>
+              </w:rPr>
+              <w:t>#64748B</w:t>
+            </w:r>
           </w:p>
         </w:tc>
       </w:tr>
@@ -2593,7 +2710,18 @@
           <w:p>
             <w:pPr>
               <w:spacing w:before="20" w:after="20" w:line="252" w:lineRule="auto"/>
-            </w:pPr>
+              <w:rPr>
+                <w:sz w:val="18"/>
+                <w:szCs w:val="18"/>
+              </w:rPr>
+            </w:pPr>
+            <w:r>
+              <w:rPr>
+                <w:sz w:val="18"/>
+                <w:szCs w:val="18"/>
+              </w:rPr>
+              <w:t>#4F46E5</w:t>
+            </w:r>
           </w:p>
         </w:tc>
       </w:tr>
@@ -2689,7 +2817,19 @@
           <w:p>
             <w:pPr>
               <w:spacing w:before="20" w:after="20" w:line="252" w:lineRule="auto"/>
-            </w:pPr>
+              <w:rPr>
+                <w:sz w:val="18"/>
+                <w:szCs w:val="18"/>
+              </w:rPr>
+            </w:pPr>
+            <w:r>
+              <w:rPr>
+                <w:rFonts w:cs="Carlito"/>
+                <w:sz w:val="18"/>
+                <w:szCs w:val="18"/>
+              </w:rPr>
+              <w:t>#B00020</w:t>
+            </w:r>
           </w:p>
         </w:tc>
       </w:tr>
@@ -2781,7 +2921,18 @@
           <w:p>
             <w:pPr>
               <w:spacing w:before="20" w:after="20" w:line="252" w:lineRule="auto"/>
-            </w:pPr>
+              <w:rPr>
+                <w:sz w:val="18"/>
+                <w:szCs w:val="18"/>
+              </w:rPr>
+            </w:pPr>
+            <w:r>
+              <w:rPr>
+                <w:sz w:val="18"/>
+                <w:szCs w:val="18"/>
+              </w:rPr>
+              <w:t>#6366F1</w:t>
+            </w:r>
           </w:p>
         </w:tc>
       </w:tr>
@@ -3078,6 +3229,13 @@
             <w:pPr>
               <w:spacing w:before="20" w:after="20" w:line="252" w:lineRule="auto"/>
             </w:pPr>
+            <w:r>
+              <w:rPr>
+                <w:rFonts w:cs="Carlito"/>
+                <w:sz w:val="18"/>
+              </w:rPr>
+              <w:t>0.25rem</w:t>
+            </w:r>
           </w:p>
         </w:tc>
       </w:tr>
@@ -3174,6 +3332,13 @@
             <w:pPr>
               <w:spacing w:before="20" w:after="20" w:line="252" w:lineRule="auto"/>
             </w:pPr>
+            <w:r>
+              <w:rPr>
+                <w:rFonts w:cs="Carlito"/>
+                <w:sz w:val="18"/>
+              </w:rPr>
+              <w:t>0.5rem</w:t>
+            </w:r>
           </w:p>
         </w:tc>
       </w:tr>
@@ -3266,6 +3431,13 @@
             <w:pPr>
               <w:spacing w:before="20" w:after="20" w:line="252" w:lineRule="auto"/>
             </w:pPr>
+            <w:r>
+              <w:rPr>
+                <w:rFonts w:cs="Carlito"/>
+                <w:sz w:val="18"/>
+              </w:rPr>
+              <w:t>0.75rem</w:t>
+            </w:r>
           </w:p>
         </w:tc>
       </w:tr>
@@ -3362,6 +3534,13 @@
             <w:pPr>
               <w:spacing w:before="20" w:after="20" w:line="252" w:lineRule="auto"/>
             </w:pPr>
+            <w:r>
+              <w:rPr>
+                <w:rFonts w:cs="Carlito"/>
+                <w:sz w:val="18"/>
+              </w:rPr>
+              <w:t>1rem</w:t>
+            </w:r>
           </w:p>
         </w:tc>
       </w:tr>
@@ -3454,6 +3633,13 @@
             <w:pPr>
               <w:spacing w:before="20" w:after="20" w:line="252" w:lineRule="auto"/>
             </w:pPr>
+            <w:r>
+              <w:rPr>
+                <w:rFonts w:cs="Carlito"/>
+                <w:sz w:val="18"/>
+              </w:rPr>
+              <w:t>1.5rem</w:t>
+            </w:r>
           </w:p>
         </w:tc>
       </w:tr>
@@ -3550,6 +3736,13 @@
             <w:pPr>
               <w:spacing w:before="20" w:after="20" w:line="252" w:lineRule="auto"/>
             </w:pPr>
+            <w:r>
+              <w:rPr>
+                <w:rFonts w:cs="Carlito"/>
+                <w:sz w:val="18"/>
+              </w:rPr>
+              <w:t>0.5rem</w:t>
+            </w:r>
           </w:p>
         </w:tc>
       </w:tr>
@@ -3642,6 +3835,13 @@
             <w:pPr>
               <w:spacing w:before="20" w:after="20" w:line="252" w:lineRule="auto"/>
             </w:pPr>
+            <w:r>
+              <w:rPr>
+                <w:rFonts w:cs="Carlito"/>
+                <w:sz w:val="18"/>
+              </w:rPr>
+              <w:t>999px</w:t>
+            </w:r>
           </w:p>
         </w:tc>
       </w:tr>
@@ -3738,6 +3938,13 @@
             <w:pPr>
               <w:spacing w:before="20" w:after="20" w:line="252" w:lineRule="auto"/>
             </w:pPr>
+            <w:r>
+              <w:rPr>
+                <w:rFonts w:cs="Carlito"/>
+                <w:sz w:val="18"/>
+              </w:rPr>
+              <w:t>0 1px 3px rgba(0,0,0,.10)</w:t>
+            </w:r>
           </w:p>
         </w:tc>
       </w:tr>
@@ -3830,6 +4037,13 @@
             <w:pPr>
               <w:spacing w:before="20" w:after="20" w:line="252" w:lineRule="auto"/>
             </w:pPr>
+            <w:r>
+              <w:rPr>
+                <w:rFonts w:cs="Carlito"/>
+                <w:sz w:val="18"/>
+              </w:rPr>
+              <w:t>0.875rem</w:t>
+            </w:r>
           </w:p>
         </w:tc>
       </w:tr>
@@ -3926,6 +4140,13 @@
             <w:pPr>
               <w:spacing w:before="20" w:after="20" w:line="252" w:lineRule="auto"/>
             </w:pPr>
+            <w:r>
+              <w:rPr>
+                <w:rFonts w:cs="Carlito"/>
+                <w:sz w:val="18"/>
+              </w:rPr>
+              <w:t>1rem</w:t>
+            </w:r>
           </w:p>
         </w:tc>
       </w:tr>
@@ -4018,6 +4239,13 @@
             <w:pPr>
               <w:spacing w:before="20" w:after="20" w:line="252" w:lineRule="auto"/>
             </w:pPr>
+            <w:r>
+              <w:rPr>
+                <w:rFonts w:cs="Carlito"/>
+                <w:sz w:val="18"/>
+              </w:rPr>
+              <w:t>1.5rem</w:t>
+            </w:r>
           </w:p>
         </w:tc>
       </w:tr>
@@ -4114,6 +4342,13 @@
             <w:pPr>
               <w:spacing w:before="20" w:after="20" w:line="252" w:lineRule="auto"/>
             </w:pPr>
+            <w:r>
+              <w:rPr>
+                <w:rFonts w:cs="Carlito"/>
+                <w:sz w:val="18"/>
+              </w:rPr>
+              <w:t>2.25rem</w:t>
+            </w:r>
           </w:p>
         </w:tc>
       </w:tr>
@@ -4177,16 +4412,7 @@
                 <w:color w:val="1A1A2E"/>
                 <w:sz w:val="20"/>
               </w:rPr>
-              <w:t xml:space="preserve">Kriterianya satu: Anda dapat mengubah warna utama halaman di SATU baris di tokens.css, lalu seluruh halaman ikut berubah — tombol, tautan, judul, garis fokus, semuanya </w:t>
-            </w:r>
-            <w:r>
-              <w:rPr>
-                <w:rFonts w:cs="Carlito"/>
-                <w:color w:val="1A1A2E"/>
-                <w:sz w:val="20"/>
-              </w:rPr>
-              <w:lastRenderedPageBreak/>
-              <w:t>— tanpa menyunting berkas lain. Bila Anda masih harus mencari warna itu di berkas lain, pekerjaan hari ini belum selesai. Anda menguji ini di Lembar G.</w:t>
+              <w:t>Kriterianya satu: Anda dapat mengubah warna utama halaman di SATU baris di tokens.css, lalu seluruh halaman ikut berubah — tombol, tautan, judul, garis fokus, semuanya — tanpa menyunting berkas lain. Bila Anda masih harus mencari warna itu di berkas lain, pekerjaan hari ini belum selesai. Anda menguji ini di Lembar G.</w:t>
             </w:r>
           </w:p>
         </w:tc>
@@ -4737,7 +4963,18 @@
           <w:p>
             <w:pPr>
               <w:spacing w:before="20" w:after="20" w:line="252" w:lineRule="auto"/>
-            </w:pPr>
+              <w:rPr>
+                <w:sz w:val="19"/>
+                <w:szCs w:val="19"/>
+              </w:rPr>
+            </w:pPr>
+            <w:r>
+              <w:rPr>
+                <w:sz w:val="19"/>
+                <w:szCs w:val="19"/>
+              </w:rPr>
+              <w:t>Sudah</w:t>
+            </w:r>
           </w:p>
         </w:tc>
       </w:tr>
@@ -4785,7 +5022,18 @@
           <w:p>
             <w:pPr>
               <w:spacing w:before="20" w:after="20" w:line="252" w:lineRule="auto"/>
-            </w:pPr>
+              <w:rPr>
+                <w:sz w:val="19"/>
+                <w:szCs w:val="19"/>
+              </w:rPr>
+            </w:pPr>
+            <w:r>
+              <w:rPr>
+                <w:sz w:val="19"/>
+                <w:szCs w:val="19"/>
+              </w:rPr>
+              <w:t>Sudah</w:t>
+            </w:r>
           </w:p>
         </w:tc>
       </w:tr>
@@ -4831,7 +5079,18 @@
           <w:p>
             <w:pPr>
               <w:spacing w:before="20" w:after="20" w:line="252" w:lineRule="auto"/>
-            </w:pPr>
+              <w:rPr>
+                <w:sz w:val="19"/>
+                <w:szCs w:val="19"/>
+              </w:rPr>
+            </w:pPr>
+            <w:r>
+              <w:rPr>
+                <w:sz w:val="19"/>
+                <w:szCs w:val="19"/>
+              </w:rPr>
+              <w:t>Sudah</w:t>
+            </w:r>
           </w:p>
         </w:tc>
       </w:tr>
@@ -5017,7 +5276,6 @@
           <w:i/>
           <w:sz w:val="19"/>
         </w:rPr>
-        <w:lastRenderedPageBreak/>
         <w:t>Cara memastikan: buka halaman repositori Anda di github.com. README harus tampil memuat bagian “Pertemuan 4”. Yang tersimpan di commit ini bukan kode, melainkan rencana — dan itu memang yang dihasilkan Lembar A.</w:t>
       </w:r>
     </w:p>
@@ -5383,6 +5641,9 @@
       <w:pPr>
         <w:spacing w:after="40"/>
       </w:pPr>
+      <w:r>
+        <w:t>x</w:t>
+      </w:r>
     </w:p>
     <w:p>
       <w:r>
@@ -5505,7 +5766,18 @@
           <w:p>
             <w:pPr>
               <w:spacing w:before="20" w:after="20" w:line="252" w:lineRule="auto"/>
-            </w:pPr>
+              <w:rPr>
+                <w:sz w:val="19"/>
+                <w:szCs w:val="19"/>
+              </w:rPr>
+            </w:pPr>
+            <w:r>
+              <w:rPr>
+                <w:sz w:val="19"/>
+                <w:szCs w:val="19"/>
+              </w:rPr>
+              <w:t>Sudah</w:t>
+            </w:r>
           </w:p>
         </w:tc>
       </w:tr>
@@ -5553,7 +5825,18 @@
           <w:p>
             <w:pPr>
               <w:spacing w:before="20" w:after="20" w:line="252" w:lineRule="auto"/>
-            </w:pPr>
+              <w:rPr>
+                <w:sz w:val="19"/>
+                <w:szCs w:val="19"/>
+              </w:rPr>
+            </w:pPr>
+            <w:r>
+              <w:rPr>
+                <w:sz w:val="19"/>
+                <w:szCs w:val="19"/>
+              </w:rPr>
+              <w:t>Sudah</w:t>
+            </w:r>
           </w:p>
         </w:tc>
       </w:tr>
@@ -5599,7 +5882,18 @@
           <w:p>
             <w:pPr>
               <w:spacing w:before="20" w:after="20" w:line="252" w:lineRule="auto"/>
-            </w:pPr>
+              <w:rPr>
+                <w:sz w:val="19"/>
+                <w:szCs w:val="19"/>
+              </w:rPr>
+            </w:pPr>
+            <w:r>
+              <w:rPr>
+                <w:sz w:val="19"/>
+                <w:szCs w:val="19"/>
+              </w:rPr>
+              <w:t>Sudah</w:t>
+            </w:r>
           </w:p>
         </w:tc>
       </w:tr>
@@ -7087,7 +7381,18 @@
           <w:p>
             <w:pPr>
               <w:spacing w:before="20" w:after="20" w:line="252" w:lineRule="auto"/>
-            </w:pPr>
+              <w:rPr>
+                <w:sz w:val="19"/>
+                <w:szCs w:val="19"/>
+              </w:rPr>
+            </w:pPr>
+            <w:r>
+              <w:rPr>
+                <w:sz w:val="19"/>
+                <w:szCs w:val="19"/>
+              </w:rPr>
+              <w:t>Aman tidak ada galat</w:t>
+            </w:r>
           </w:p>
         </w:tc>
       </w:tr>
@@ -7159,7 +7464,18 @@
           <w:p>
             <w:pPr>
               <w:spacing w:before="20" w:after="20" w:line="252" w:lineRule="auto"/>
-            </w:pPr>
+              <w:rPr>
+                <w:sz w:val="19"/>
+                <w:szCs w:val="19"/>
+              </w:rPr>
+            </w:pPr>
+            <w:r>
+              <w:rPr>
+                <w:sz w:val="19"/>
+                <w:szCs w:val="19"/>
+              </w:rPr>
+              <w:t>Ya 200</w:t>
+            </w:r>
           </w:p>
         </w:tc>
       </w:tr>
@@ -7228,7 +7544,18 @@
           <w:p>
             <w:pPr>
               <w:spacing w:before="20" w:after="20" w:line="252" w:lineRule="auto"/>
-            </w:pPr>
+              <w:rPr>
+                <w:sz w:val="19"/>
+                <w:szCs w:val="19"/>
+              </w:rPr>
+            </w:pPr>
+            <w:r>
+              <w:rPr>
+                <w:sz w:val="19"/>
+                <w:szCs w:val="19"/>
+              </w:rPr>
+              <w:t>Terlihat semua</w:t>
+            </w:r>
           </w:p>
         </w:tc>
       </w:tr>
@@ -11709,7 +12036,18 @@
           <w:p>
             <w:pPr>
               <w:spacing w:before="20" w:after="20" w:line="252" w:lineRule="auto"/>
-            </w:pPr>
+              <w:rPr>
+                <w:sz w:val="19"/>
+                <w:szCs w:val="19"/>
+              </w:rPr>
+            </w:pPr>
+            <w:r>
+              <w:rPr>
+                <w:sz w:val="19"/>
+                <w:szCs w:val="19"/>
+              </w:rPr>
+              <w:t>Sudah</w:t>
+            </w:r>
           </w:p>
         </w:tc>
       </w:tr>
@@ -11781,7 +12119,18 @@
           <w:p>
             <w:pPr>
               <w:spacing w:before="20" w:after="20" w:line="252" w:lineRule="auto"/>
-            </w:pPr>
+              <w:rPr>
+                <w:sz w:val="19"/>
+                <w:szCs w:val="19"/>
+              </w:rPr>
+            </w:pPr>
+            <w:r>
+              <w:rPr>
+                <w:sz w:val="19"/>
+                <w:szCs w:val="19"/>
+              </w:rPr>
+              <w:t>Sudah</w:t>
+            </w:r>
           </w:p>
         </w:tc>
       </w:tr>
@@ -11850,7 +12199,18 @@
           <w:p>
             <w:pPr>
               <w:spacing w:before="20" w:after="20" w:line="252" w:lineRule="auto"/>
-            </w:pPr>
+              <w:rPr>
+                <w:sz w:val="19"/>
+                <w:szCs w:val="19"/>
+              </w:rPr>
+            </w:pPr>
+            <w:r>
+              <w:rPr>
+                <w:sz w:val="19"/>
+                <w:szCs w:val="19"/>
+              </w:rPr>
+              <w:t>Sudah</w:t>
+            </w:r>
           </w:p>
         </w:tc>
       </w:tr>
@@ -11922,7 +12282,18 @@
           <w:p>
             <w:pPr>
               <w:spacing w:before="20" w:after="20" w:line="252" w:lineRule="auto"/>
-            </w:pPr>
+              <w:rPr>
+                <w:sz w:val="19"/>
+                <w:szCs w:val="19"/>
+              </w:rPr>
+            </w:pPr>
+            <w:r>
+              <w:rPr>
+                <w:sz w:val="19"/>
+                <w:szCs w:val="19"/>
+              </w:rPr>
+              <w:t>Sudah</w:t>
+            </w:r>
           </w:p>
         </w:tc>
       </w:tr>
@@ -14197,7 +14568,18 @@
           <w:p>
             <w:pPr>
               <w:spacing w:before="20" w:after="20" w:line="252" w:lineRule="auto"/>
-            </w:pPr>
+              <w:rPr>
+                <w:sz w:val="19"/>
+                <w:szCs w:val="19"/>
+              </w:rPr>
+            </w:pPr>
+            <w:r>
+              <w:rPr>
+                <w:sz w:val="19"/>
+                <w:szCs w:val="19"/>
+              </w:rPr>
+              <w:t>Sudah</w:t>
+            </w:r>
           </w:p>
         </w:tc>
       </w:tr>
@@ -14269,7 +14651,18 @@
           <w:p>
             <w:pPr>
               <w:spacing w:before="20" w:after="20" w:line="252" w:lineRule="auto"/>
-            </w:pPr>
+              <w:rPr>
+                <w:sz w:val="19"/>
+                <w:szCs w:val="19"/>
+              </w:rPr>
+            </w:pPr>
+            <w:r>
+              <w:rPr>
+                <w:sz w:val="19"/>
+                <w:szCs w:val="19"/>
+              </w:rPr>
+              <w:t>Sudah</w:t>
+            </w:r>
           </w:p>
         </w:tc>
       </w:tr>
@@ -14338,7 +14731,18 @@
           <w:p>
             <w:pPr>
               <w:spacing w:before="20" w:after="20" w:line="252" w:lineRule="auto"/>
-            </w:pPr>
+              <w:rPr>
+                <w:sz w:val="19"/>
+                <w:szCs w:val="19"/>
+              </w:rPr>
+            </w:pPr>
+            <w:r>
+              <w:rPr>
+                <w:sz w:val="19"/>
+                <w:szCs w:val="19"/>
+              </w:rPr>
+              <w:t>Sudah</w:t>
+            </w:r>
           </w:p>
         </w:tc>
       </w:tr>
@@ -14410,7 +14814,18 @@
           <w:p>
             <w:pPr>
               <w:spacing w:before="20" w:after="20" w:line="252" w:lineRule="auto"/>
-            </w:pPr>
+              <w:rPr>
+                <w:sz w:val="19"/>
+                <w:szCs w:val="19"/>
+              </w:rPr>
+            </w:pPr>
+            <w:r>
+              <w:rPr>
+                <w:sz w:val="19"/>
+                <w:szCs w:val="19"/>
+              </w:rPr>
+              <w:t>Muncul</w:t>
+            </w:r>
           </w:p>
         </w:tc>
       </w:tr>
@@ -14479,7 +14894,18 @@
           <w:p>
             <w:pPr>
               <w:spacing w:before="20" w:after="20" w:line="252" w:lineRule="auto"/>
-            </w:pPr>
+              <w:rPr>
+                <w:sz w:val="19"/>
+                <w:szCs w:val="19"/>
+              </w:rPr>
+            </w:pPr>
+            <w:r>
+              <w:rPr>
+                <w:sz w:val="19"/>
+                <w:szCs w:val="19"/>
+              </w:rPr>
+              <w:t>Ya hilang sendiri</w:t>
+            </w:r>
           </w:p>
         </w:tc>
       </w:tr>
@@ -16024,7 +16450,18 @@
           <w:p>
             <w:pPr>
               <w:spacing w:before="20" w:after="20" w:line="252" w:lineRule="auto"/>
-            </w:pPr>
+              <w:rPr>
+                <w:sz w:val="19"/>
+                <w:szCs w:val="19"/>
+              </w:rPr>
+            </w:pPr>
+            <w:r>
+              <w:rPr>
+                <w:sz w:val="19"/>
+                <w:szCs w:val="19"/>
+              </w:rPr>
+              <w:t>17.06:1</w:t>
+            </w:r>
           </w:p>
         </w:tc>
         <w:tc>
@@ -16040,7 +16477,18 @@
           <w:p>
             <w:pPr>
               <w:spacing w:before="20" w:after="20" w:line="252" w:lineRule="auto"/>
-            </w:pPr>
+              <w:rPr>
+                <w:sz w:val="19"/>
+                <w:szCs w:val="19"/>
+              </w:rPr>
+            </w:pPr>
+            <w:r>
+              <w:rPr>
+                <w:sz w:val="19"/>
+                <w:szCs w:val="19"/>
+              </w:rPr>
+              <w:t>14.48:1</w:t>
+            </w:r>
           </w:p>
         </w:tc>
         <w:tc>
@@ -16056,11 +16504,16 @@
           <w:p>
             <w:pPr>
               <w:spacing w:before="20" w:after="20" w:line="252" w:lineRule="auto"/>
-            </w:pPr>
-            <w:r>
-              <w:rPr>
-                <w:rFonts w:cs="Carlito"/>
+              <w:rPr>
                 <w:sz w:val="19"/>
+                <w:szCs w:val="19"/>
+              </w:rPr>
+            </w:pPr>
+            <w:r>
+              <w:rPr>
+                <w:rFonts w:cs="Carlito"/>
+                <w:sz w:val="19"/>
+                <w:szCs w:val="19"/>
               </w:rPr>
               <w:t>4.5:1</w:t>
             </w:r>
@@ -16111,7 +16564,18 @@
           <w:p>
             <w:pPr>
               <w:spacing w:before="20" w:after="20" w:line="252" w:lineRule="auto"/>
-            </w:pPr>
+              <w:rPr>
+                <w:sz w:val="19"/>
+                <w:szCs w:val="19"/>
+              </w:rPr>
+            </w:pPr>
+            <w:r>
+              <w:rPr>
+                <w:sz w:val="19"/>
+                <w:szCs w:val="19"/>
+              </w:rPr>
+              <w:t>6.29:1</w:t>
+            </w:r>
           </w:p>
         </w:tc>
         <w:tc>
@@ -16128,7 +16592,18 @@
           <w:p>
             <w:pPr>
               <w:spacing w:before="20" w:after="20" w:line="252" w:lineRule="auto"/>
-            </w:pPr>
+              <w:rPr>
+                <w:sz w:val="19"/>
+                <w:szCs w:val="19"/>
+              </w:rPr>
+            </w:pPr>
+            <w:r>
+              <w:rPr>
+                <w:sz w:val="19"/>
+                <w:szCs w:val="19"/>
+              </w:rPr>
+              <w:t>7.34:1</w:t>
+            </w:r>
           </w:p>
         </w:tc>
         <w:tc>
@@ -16145,11 +16620,16 @@
           <w:p>
             <w:pPr>
               <w:spacing w:before="20" w:after="20" w:line="252" w:lineRule="auto"/>
-            </w:pPr>
-            <w:r>
-              <w:rPr>
-                <w:rFonts w:cs="Carlito"/>
+              <w:rPr>
                 <w:sz w:val="19"/>
+                <w:szCs w:val="19"/>
+              </w:rPr>
+            </w:pPr>
+            <w:r>
+              <w:rPr>
+                <w:rFonts w:cs="Carlito"/>
+                <w:sz w:val="19"/>
+                <w:szCs w:val="19"/>
               </w:rPr>
               <w:t>4.5:1</w:t>
             </w:r>
@@ -16198,7 +16678,18 @@
           <w:p>
             <w:pPr>
               <w:spacing w:before="20" w:after="20" w:line="252" w:lineRule="auto"/>
-            </w:pPr>
+              <w:rPr>
+                <w:sz w:val="19"/>
+                <w:szCs w:val="19"/>
+              </w:rPr>
+            </w:pPr>
+            <w:r>
+              <w:rPr>
+                <w:sz w:val="19"/>
+                <w:szCs w:val="19"/>
+              </w:rPr>
+              <w:t>17.06:1</w:t>
+            </w:r>
           </w:p>
         </w:tc>
         <w:tc>
@@ -16214,7 +16705,18 @@
           <w:p>
             <w:pPr>
               <w:spacing w:before="20" w:after="20" w:line="252" w:lineRule="auto"/>
-            </w:pPr>
+              <w:rPr>
+                <w:sz w:val="19"/>
+                <w:szCs w:val="19"/>
+              </w:rPr>
+            </w:pPr>
+            <w:r>
+              <w:rPr>
+                <w:sz w:val="19"/>
+                <w:szCs w:val="19"/>
+              </w:rPr>
+              <w:t>14.48:1</w:t>
+            </w:r>
           </w:p>
         </w:tc>
         <w:tc>
@@ -16230,11 +16732,16 @@
           <w:p>
             <w:pPr>
               <w:spacing w:before="20" w:after="20" w:line="252" w:lineRule="auto"/>
-            </w:pPr>
-            <w:r>
-              <w:rPr>
-                <w:rFonts w:cs="Carlito"/>
+              <w:rPr>
                 <w:sz w:val="19"/>
+                <w:szCs w:val="19"/>
+              </w:rPr>
+            </w:pPr>
+            <w:r>
+              <w:rPr>
+                <w:rFonts w:cs="Carlito"/>
+                <w:sz w:val="19"/>
+                <w:szCs w:val="19"/>
               </w:rPr>
               <w:t>4.5:1</w:t>
             </w:r>
@@ -16285,7 +16792,18 @@
           <w:p>
             <w:pPr>
               <w:spacing w:before="20" w:after="20" w:line="252" w:lineRule="auto"/>
-            </w:pPr>
+              <w:rPr>
+                <w:sz w:val="19"/>
+                <w:szCs w:val="19"/>
+              </w:rPr>
+            </w:pPr>
+            <w:r>
+              <w:rPr>
+                <w:sz w:val="19"/>
+                <w:szCs w:val="19"/>
+              </w:rPr>
+              <w:t>4.27:1</w:t>
+            </w:r>
           </w:p>
         </w:tc>
         <w:tc>
@@ -16302,7 +16820,18 @@
           <w:p>
             <w:pPr>
               <w:spacing w:before="20" w:after="20" w:line="252" w:lineRule="auto"/>
-            </w:pPr>
+              <w:rPr>
+                <w:sz w:val="19"/>
+                <w:szCs w:val="19"/>
+              </w:rPr>
+            </w:pPr>
+            <w:r>
+              <w:rPr>
+                <w:sz w:val="19"/>
+                <w:szCs w:val="19"/>
+              </w:rPr>
+              <w:t>10.87:1</w:t>
+            </w:r>
           </w:p>
         </w:tc>
         <w:tc>
@@ -16319,11 +16848,16 @@
           <w:p>
             <w:pPr>
               <w:spacing w:before="20" w:after="20" w:line="252" w:lineRule="auto"/>
-            </w:pPr>
-            <w:r>
-              <w:rPr>
-                <w:rFonts w:cs="Carlito"/>
+              <w:rPr>
                 <w:sz w:val="19"/>
+                <w:szCs w:val="19"/>
+              </w:rPr>
+            </w:pPr>
+            <w:r>
+              <w:rPr>
+                <w:rFonts w:cs="Carlito"/>
+                <w:sz w:val="19"/>
+                <w:szCs w:val="19"/>
               </w:rPr>
               <w:t>3:1</w:t>
             </w:r>
@@ -16372,7 +16906,18 @@
           <w:p>
             <w:pPr>
               <w:spacing w:before="20" w:after="20" w:line="252" w:lineRule="auto"/>
-            </w:pPr>
+              <w:rPr>
+                <w:sz w:val="19"/>
+                <w:szCs w:val="19"/>
+              </w:rPr>
+            </w:pPr>
+            <w:r>
+              <w:rPr>
+                <w:sz w:val="19"/>
+                <w:szCs w:val="19"/>
+              </w:rPr>
+              <w:t>4.55:1</w:t>
+            </w:r>
           </w:p>
         </w:tc>
         <w:tc>
@@ -16388,7 +16933,18 @@
           <w:p>
             <w:pPr>
               <w:spacing w:before="20" w:after="20" w:line="252" w:lineRule="auto"/>
-            </w:pPr>
+              <w:rPr>
+                <w:sz w:val="19"/>
+                <w:szCs w:val="19"/>
+              </w:rPr>
+            </w:pPr>
+            <w:r>
+              <w:rPr>
+                <w:sz w:val="19"/>
+                <w:szCs w:val="19"/>
+              </w:rPr>
+              <w:t>3.75:1</w:t>
+            </w:r>
           </w:p>
         </w:tc>
         <w:tc>
@@ -16404,11 +16960,16 @@
           <w:p>
             <w:pPr>
               <w:spacing w:before="20" w:after="20" w:line="252" w:lineRule="auto"/>
-            </w:pPr>
-            <w:r>
-              <w:rPr>
-                <w:rFonts w:cs="Carlito"/>
+              <w:rPr>
                 <w:sz w:val="19"/>
+                <w:szCs w:val="19"/>
+              </w:rPr>
+            </w:pPr>
+            <w:r>
+              <w:rPr>
+                <w:rFonts w:cs="Carlito"/>
+                <w:sz w:val="19"/>
+                <w:szCs w:val="19"/>
               </w:rPr>
               <w:t>3:1</w:t>
             </w:r>
@@ -16583,7 +17144,18 @@
           <w:p>
             <w:pPr>
               <w:spacing w:before="20" w:after="20" w:line="252" w:lineRule="auto"/>
-            </w:pPr>
+              <w:rPr>
+                <w:sz w:val="19"/>
+                <w:szCs w:val="19"/>
+              </w:rPr>
+            </w:pPr>
+            <w:r>
+              <w:rPr>
+                <w:sz w:val="19"/>
+                <w:szCs w:val="19"/>
+              </w:rPr>
+              <w:t>Sudah</w:t>
+            </w:r>
           </w:p>
         </w:tc>
       </w:tr>
@@ -16655,7 +17227,18 @@
           <w:p>
             <w:pPr>
               <w:spacing w:before="20" w:after="20" w:line="252" w:lineRule="auto"/>
-            </w:pPr>
+              <w:rPr>
+                <w:sz w:val="19"/>
+                <w:szCs w:val="19"/>
+              </w:rPr>
+            </w:pPr>
+            <w:r>
+              <w:rPr>
+                <w:sz w:val="19"/>
+                <w:szCs w:val="19"/>
+              </w:rPr>
+              <w:t>Sudah</w:t>
+            </w:r>
           </w:p>
         </w:tc>
       </w:tr>
@@ -16724,7 +17307,18 @@
           <w:p>
             <w:pPr>
               <w:spacing w:before="20" w:after="20" w:line="252" w:lineRule="auto"/>
-            </w:pPr>
+              <w:rPr>
+                <w:sz w:val="19"/>
+                <w:szCs w:val="19"/>
+              </w:rPr>
+            </w:pPr>
+            <w:r>
+              <w:rPr>
+                <w:sz w:val="19"/>
+                <w:szCs w:val="19"/>
+              </w:rPr>
+              <w:t>Sudah</w:t>
+            </w:r>
           </w:p>
         </w:tc>
       </w:tr>
@@ -16796,7 +17390,18 @@
           <w:p>
             <w:pPr>
               <w:spacing w:before="20" w:after="20" w:line="252" w:lineRule="auto"/>
-            </w:pPr>
+              <w:rPr>
+                <w:sz w:val="19"/>
+                <w:szCs w:val="19"/>
+              </w:rPr>
+            </w:pPr>
+            <w:r>
+              <w:rPr>
+                <w:sz w:val="19"/>
+                <w:szCs w:val="19"/>
+              </w:rPr>
+              <w:t>Sudah</w:t>
+            </w:r>
           </w:p>
         </w:tc>
       </w:tr>
@@ -17419,7 +18024,18 @@
           <w:p>
             <w:pPr>
               <w:spacing w:before="20" w:after="20" w:line="252" w:lineRule="auto"/>
-            </w:pPr>
+              <w:rPr>
+                <w:sz w:val="19"/>
+                <w:szCs w:val="19"/>
+              </w:rPr>
+            </w:pPr>
+            <w:r>
+              <w:rPr>
+                <w:sz w:val="19"/>
+                <w:szCs w:val="19"/>
+              </w:rPr>
+              <w:t>Ya</w:t>
+            </w:r>
           </w:p>
         </w:tc>
       </w:tr>
@@ -17491,7 +18107,18 @@
           <w:p>
             <w:pPr>
               <w:spacing w:before="20" w:after="20" w:line="252" w:lineRule="auto"/>
-            </w:pPr>
+              <w:rPr>
+                <w:sz w:val="19"/>
+                <w:szCs w:val="19"/>
+              </w:rPr>
+            </w:pPr>
+            <w:r>
+              <w:rPr>
+                <w:sz w:val="19"/>
+                <w:szCs w:val="19"/>
+              </w:rPr>
+              <w:t>Ya</w:t>
+            </w:r>
           </w:p>
         </w:tc>
       </w:tr>
@@ -17560,7 +18187,18 @@
           <w:p>
             <w:pPr>
               <w:spacing w:before="20" w:after="20" w:line="252" w:lineRule="auto"/>
-            </w:pPr>
+              <w:rPr>
+                <w:sz w:val="19"/>
+                <w:szCs w:val="19"/>
+              </w:rPr>
+            </w:pPr>
+            <w:r>
+              <w:rPr>
+                <w:sz w:val="19"/>
+                <w:szCs w:val="19"/>
+              </w:rPr>
+              <w:t>Ya</w:t>
+            </w:r>
           </w:p>
         </w:tc>
       </w:tr>
@@ -17632,7 +18270,18 @@
           <w:p>
             <w:pPr>
               <w:spacing w:before="20" w:after="20" w:line="252" w:lineRule="auto"/>
-            </w:pPr>
+              <w:rPr>
+                <w:sz w:val="19"/>
+                <w:szCs w:val="19"/>
+              </w:rPr>
+            </w:pPr>
+            <w:r>
+              <w:rPr>
+                <w:sz w:val="19"/>
+                <w:szCs w:val="19"/>
+              </w:rPr>
+              <w:t>Ya</w:t>
+            </w:r>
           </w:p>
         </w:tc>
       </w:tr>
@@ -17701,7 +18350,18 @@
           <w:p>
             <w:pPr>
               <w:spacing w:before="20" w:after="20" w:line="252" w:lineRule="auto"/>
-            </w:pPr>
+              <w:rPr>
+                <w:sz w:val="19"/>
+                <w:szCs w:val="19"/>
+              </w:rPr>
+            </w:pPr>
+            <w:r>
+              <w:rPr>
+                <w:sz w:val="19"/>
+                <w:szCs w:val="19"/>
+              </w:rPr>
+              <w:t>Ya</w:t>
+            </w:r>
           </w:p>
         </w:tc>
       </w:tr>
@@ -17924,7 +18584,18 @@
           <w:p>
             <w:pPr>
               <w:spacing w:before="20" w:after="20" w:line="252" w:lineRule="auto"/>
-            </w:pPr>
+              <w:rPr>
+                <w:sz w:val="19"/>
+                <w:szCs w:val="19"/>
+              </w:rPr>
+            </w:pPr>
+            <w:r>
+              <w:rPr>
+                <w:sz w:val="19"/>
+                <w:szCs w:val="19"/>
+              </w:rPr>
+              <w:t>0</w:t>
+            </w:r>
           </w:p>
         </w:tc>
         <w:tc>
@@ -17940,7 +18611,18 @@
           <w:p>
             <w:pPr>
               <w:spacing w:before="20" w:after="20" w:line="252" w:lineRule="auto"/>
-            </w:pPr>
+              <w:rPr>
+                <w:sz w:val="19"/>
+                <w:szCs w:val="19"/>
+              </w:rPr>
+            </w:pPr>
+            <w:r>
+              <w:rPr>
+                <w:sz w:val="19"/>
+                <w:szCs w:val="19"/>
+              </w:rPr>
+              <w:t>Tidak ada</w:t>
+            </w:r>
           </w:p>
         </w:tc>
       </w:tr>
@@ -17988,7 +18670,18 @@
           <w:p>
             <w:pPr>
               <w:spacing w:before="20" w:after="20" w:line="252" w:lineRule="auto"/>
-            </w:pPr>
+              <w:rPr>
+                <w:sz w:val="19"/>
+                <w:szCs w:val="19"/>
+              </w:rPr>
+            </w:pPr>
+            <w:r>
+              <w:rPr>
+                <w:sz w:val="19"/>
+                <w:szCs w:val="19"/>
+              </w:rPr>
+              <w:t>0</w:t>
+            </w:r>
           </w:p>
         </w:tc>
         <w:tc>
@@ -18005,7 +18698,18 @@
           <w:p>
             <w:pPr>
               <w:spacing w:before="20" w:after="20" w:line="252" w:lineRule="auto"/>
-            </w:pPr>
+              <w:rPr>
+                <w:sz w:val="19"/>
+                <w:szCs w:val="19"/>
+              </w:rPr>
+            </w:pPr>
+            <w:r>
+              <w:rPr>
+                <w:sz w:val="19"/>
+                <w:szCs w:val="19"/>
+              </w:rPr>
+              <w:t>Tidak ada</w:t>
+            </w:r>
           </w:p>
         </w:tc>
       </w:tr>
@@ -18051,7 +18755,18 @@
           <w:p>
             <w:pPr>
               <w:spacing w:before="20" w:after="20" w:line="252" w:lineRule="auto"/>
-            </w:pPr>
+              <w:rPr>
+                <w:sz w:val="19"/>
+                <w:szCs w:val="19"/>
+              </w:rPr>
+            </w:pPr>
+            <w:r>
+              <w:rPr>
+                <w:sz w:val="19"/>
+                <w:szCs w:val="19"/>
+              </w:rPr>
+              <w:t>0</w:t>
+            </w:r>
           </w:p>
         </w:tc>
         <w:tc>
@@ -18067,7 +18782,18 @@
           <w:p>
             <w:pPr>
               <w:spacing w:before="20" w:after="20" w:line="252" w:lineRule="auto"/>
-            </w:pPr>
+              <w:rPr>
+                <w:sz w:val="19"/>
+                <w:szCs w:val="19"/>
+              </w:rPr>
+            </w:pPr>
+            <w:r>
+              <w:rPr>
+                <w:sz w:val="19"/>
+                <w:szCs w:val="19"/>
+              </w:rPr>
+              <w:t>Tidak ada</w:t>
+            </w:r>
           </w:p>
         </w:tc>
       </w:tr>
@@ -18115,7 +18841,18 @@
           <w:p>
             <w:pPr>
               <w:spacing w:before="20" w:after="20" w:line="252" w:lineRule="auto"/>
-            </w:pPr>
+              <w:rPr>
+                <w:sz w:val="19"/>
+                <w:szCs w:val="19"/>
+              </w:rPr>
+            </w:pPr>
+            <w:r>
+              <w:rPr>
+                <w:sz w:val="19"/>
+                <w:szCs w:val="19"/>
+              </w:rPr>
+              <w:t>0</w:t>
+            </w:r>
           </w:p>
         </w:tc>
         <w:tc>
@@ -18132,7 +18869,18 @@
           <w:p>
             <w:pPr>
               <w:spacing w:before="20" w:after="20" w:line="252" w:lineRule="auto"/>
-            </w:pPr>
+              <w:rPr>
+                <w:sz w:val="19"/>
+                <w:szCs w:val="19"/>
+              </w:rPr>
+            </w:pPr>
+            <w:r>
+              <w:rPr>
+                <w:sz w:val="19"/>
+                <w:szCs w:val="19"/>
+              </w:rPr>
+              <w:t>Tidak ada</w:t>
+            </w:r>
           </w:p>
         </w:tc>
       </w:tr>
@@ -18178,7 +18926,18 @@
           <w:p>
             <w:pPr>
               <w:spacing w:before="20" w:after="20" w:line="252" w:lineRule="auto"/>
-            </w:pPr>
+              <w:rPr>
+                <w:sz w:val="19"/>
+                <w:szCs w:val="19"/>
+              </w:rPr>
+            </w:pPr>
+            <w:r>
+              <w:rPr>
+                <w:sz w:val="19"/>
+                <w:szCs w:val="19"/>
+              </w:rPr>
+              <w:t>0</w:t>
+            </w:r>
           </w:p>
         </w:tc>
         <w:tc>
@@ -18194,7 +18953,18 @@
           <w:p>
             <w:pPr>
               <w:spacing w:before="20" w:after="20" w:line="252" w:lineRule="auto"/>
-            </w:pPr>
+              <w:rPr>
+                <w:sz w:val="19"/>
+                <w:szCs w:val="19"/>
+              </w:rPr>
+            </w:pPr>
+            <w:r>
+              <w:rPr>
+                <w:sz w:val="19"/>
+                <w:szCs w:val="19"/>
+              </w:rPr>
+              <w:t>Tidak ada</w:t>
+            </w:r>
           </w:p>
         </w:tc>
       </w:tr>
@@ -18366,7 +19136,18 @@
           <w:p>
             <w:pPr>
               <w:spacing w:before="20" w:after="20" w:line="252" w:lineRule="auto"/>
-            </w:pPr>
+              <w:rPr>
+                <w:sz w:val="19"/>
+                <w:szCs w:val="19"/>
+              </w:rPr>
+            </w:pPr>
+            <w:r>
+              <w:rPr>
+                <w:sz w:val="19"/>
+                <w:szCs w:val="19"/>
+              </w:rPr>
+              <w:t>90-100</w:t>
+            </w:r>
           </w:p>
         </w:tc>
         <w:tc>
@@ -18382,7 +19163,18 @@
           <w:p>
             <w:pPr>
               <w:spacing w:before="20" w:after="20" w:line="252" w:lineRule="auto"/>
-            </w:pPr>
+              <w:rPr>
+                <w:sz w:val="19"/>
+                <w:szCs w:val="19"/>
+              </w:rPr>
+            </w:pPr>
+            <w:r>
+              <w:rPr>
+                <w:sz w:val="19"/>
+                <w:szCs w:val="19"/>
+              </w:rPr>
+              <w:t>Hijau (tinggi)</w:t>
+            </w:r>
           </w:p>
         </w:tc>
       </w:tr>
@@ -18430,7 +19222,18 @@
           <w:p>
             <w:pPr>
               <w:spacing w:before="20" w:after="20" w:line="252" w:lineRule="auto"/>
-            </w:pPr>
+              <w:rPr>
+                <w:sz w:val="19"/>
+                <w:szCs w:val="19"/>
+              </w:rPr>
+            </w:pPr>
+            <w:r>
+              <w:rPr>
+                <w:sz w:val="19"/>
+                <w:szCs w:val="19"/>
+              </w:rPr>
+              <w:t>18-18</w:t>
+            </w:r>
           </w:p>
         </w:tc>
         <w:tc>
@@ -18447,7 +19250,18 @@
           <w:p>
             <w:pPr>
               <w:spacing w:before="20" w:after="20" w:line="252" w:lineRule="auto"/>
-            </w:pPr>
+              <w:rPr>
+                <w:sz w:val="19"/>
+                <w:szCs w:val="19"/>
+              </w:rPr>
+            </w:pPr>
+            <w:r>
+              <w:rPr>
+                <w:sz w:val="19"/>
+                <w:szCs w:val="19"/>
+              </w:rPr>
+              <w:t>Hijau (tinggi)</w:t>
+            </w:r>
           </w:p>
         </w:tc>
       </w:tr>
@@ -18493,7 +19307,18 @@
           <w:p>
             <w:pPr>
               <w:spacing w:before="20" w:after="20" w:line="252" w:lineRule="auto"/>
-            </w:pPr>
+              <w:rPr>
+                <w:sz w:val="19"/>
+                <w:szCs w:val="19"/>
+              </w:rPr>
+            </w:pPr>
+            <w:r>
+              <w:rPr>
+                <w:sz w:val="19"/>
+                <w:szCs w:val="19"/>
+              </w:rPr>
+              <w:t>7/8</w:t>
+            </w:r>
           </w:p>
         </w:tc>
         <w:tc>
@@ -18509,7 +19334,18 @@
           <w:p>
             <w:pPr>
               <w:spacing w:before="20" w:after="20" w:line="252" w:lineRule="auto"/>
-            </w:pPr>
+              <w:rPr>
+                <w:sz w:val="19"/>
+                <w:szCs w:val="19"/>
+              </w:rPr>
+            </w:pPr>
+            <w:r>
+              <w:rPr>
+                <w:sz w:val="19"/>
+                <w:szCs w:val="19"/>
+              </w:rPr>
+              <w:t>Kuning (Menengah)</w:t>
+            </w:r>
           </w:p>
         </w:tc>
       </w:tr>
@@ -18756,7 +19592,36 @@
               <w:right w:val="single" w:sz="4" w:space="0" w:color="B9C6E2"/>
             </w:tcBorders>
           </w:tcPr>
-          <w:p/>
+          <w:p>
+            <w:r>
+              <w:rPr>
+                <w:rFonts w:cs="Carlito"/>
+                <w:sz w:val="20"/>
+              </w:rPr>
+              <w:t>--blue-700</w:t>
+            </w:r>
+            <w:r>
+              <w:rPr>
+                <w:rFonts w:cs="Carlito"/>
+                <w:sz w:val="20"/>
+              </w:rPr>
+              <w:t xml:space="preserve"> adalah token primitif menyimpan warna dasar, sedangkan  </w:t>
+            </w:r>
+            <w:r>
+              <w:rPr>
+                <w:rFonts w:cs="Carlito"/>
+                <w:sz w:val="20"/>
+              </w:rPr>
+              <w:t>--color-primary</w:t>
+            </w:r>
+            <w:r>
+              <w:rPr>
+                <w:rFonts w:cs="Carlito"/>
+                <w:sz w:val="20"/>
+              </w:rPr>
+              <w:t xml:space="preserve"> Adalah token semantik sebagai warna utama.</w:t>
+            </w:r>
+          </w:p>
         </w:tc>
       </w:tr>
       <w:tr>
@@ -18809,7 +19674,21 @@
           <w:rFonts w:cs="Carlito"/>
           <w:sz w:val="20"/>
         </w:rPr>
-        <w:t>2.  Anda memakai --color-surface: #FFFFFF untuk latar kartu, lalu tema gelap tidak berubah pada kartu itu. Apa yang Anda tulis, dan bagaimana seharusnya?</w:t>
+        <w:t>2.  Anda memakai --color-surface: #FFFFFF untuk latar kartu, lalu tema gelap tidak berubah pada k</w:t>
+      </w:r>
+      <w:r>
+        <w:rPr>
+          <w:rFonts w:cs="Carlito"/>
+          <w:sz w:val="20"/>
+        </w:rPr>
+        <w:t xml:space="preserve"> </w:t>
+      </w:r>
+      <w:r>
+        <w:rPr>
+          <w:rFonts w:cs="Carlito"/>
+          <w:sz w:val="20"/>
+        </w:rPr>
+        <w:t>artu itu. Apa yang Anda tulis, dan bagaimana seharusnya?</w:t>
       </w:r>
     </w:p>
     <w:tbl>
@@ -18835,7 +19714,36 @@
               <w:right w:val="single" w:sz="4" w:space="0" w:color="B9C6E2"/>
             </w:tcBorders>
           </w:tcPr>
-          <w:p/>
+          <w:p>
+            <w:r>
+              <w:rPr>
+                <w:rFonts w:cs="Carlito"/>
+                <w:sz w:val="20"/>
+              </w:rPr>
+              <w:t>--color-surface</w:t>
+            </w:r>
+            <w:r>
+              <w:rPr>
+                <w:rFonts w:cs="Carlito"/>
+                <w:sz w:val="20"/>
+              </w:rPr>
+              <w:t xml:space="preserve"> harus token semantik untuk </w:t>
+            </w:r>
+            <w:r>
+              <w:rPr>
+                <w:rFonts w:cs="Carlito"/>
+                <w:sz w:val="20"/>
+              </w:rPr>
+              <w:t>#FFFFFF</w:t>
+            </w:r>
+            <w:r>
+              <w:rPr>
+                <w:rFonts w:cs="Carlito"/>
+                <w:sz w:val="20"/>
+              </w:rPr>
+              <w:t>, dan –color-surface diganti nilainay menjadi gelap sehingga keseluruhan body dapat berubah.</w:t>
+            </w:r>
+          </w:p>
         </w:tc>
       </w:tr>
       <w:tr>
@@ -18897,7 +19805,35 @@
               <w:right w:val="single" w:sz="4" w:space="0" w:color="B9C6E2"/>
             </w:tcBorders>
           </w:tcPr>
-          <w:p/>
+          <w:p>
+            <w:pPr>
+              <w:rPr>
+                <w:sz w:val="20"/>
+                <w:szCs w:val="20"/>
+              </w:rPr>
+            </w:pPr>
+            <w:r>
+              <w:rPr>
+                <w:sz w:val="20"/>
+                <w:szCs w:val="20"/>
+              </w:rPr>
+              <w:t>Karena warna utama yang digunakan pada tema terang belum tentu memiliki kontras yang cukup pada latar gelap</w:t>
+            </w:r>
+            <w:r>
+              <w:rPr>
+                <w:sz w:val="20"/>
+                <w:szCs w:val="20"/>
+              </w:rPr>
+              <w:t xml:space="preserve">, shingga </w:t>
+            </w:r>
+            <w:r>
+              <w:rPr>
+                <w:sz w:val="20"/>
+                <w:szCs w:val="20"/>
+              </w:rPr>
+              <w:t>warna tersebut tetap memiliki kontras yang baik pada tema gelap.</w:t>
+            </w:r>
+          </w:p>
         </w:tc>
       </w:tr>
       <w:tr>
@@ -18959,7 +19895,42 @@
               <w:right w:val="single" w:sz="4" w:space="0" w:color="B9C6E2"/>
             </w:tcBorders>
           </w:tcPr>
-          <w:p/>
+          <w:p>
+            <w:pPr>
+              <w:rPr>
+                <w:sz w:val="20"/>
+                <w:szCs w:val="20"/>
+              </w:rPr>
+            </w:pPr>
+            <w:r>
+              <w:rPr>
+                <w:sz w:val="20"/>
+                <w:szCs w:val="20"/>
+              </w:rPr>
+              <w:t xml:space="preserve">Karena input:invalid dapat menandai input wajib menjadi tidak valid, oleh karena itu user;invalid lebih sesuai </w:t>
+            </w:r>
+            <w:r>
+              <w:rPr>
+                <w:sz w:val="20"/>
+                <w:szCs w:val="20"/>
+              </w:rPr>
+              <w:t>menampilkan keadaan tidak valid setelah pengguna berinteraks</w:t>
+            </w:r>
+            <w:r>
+              <w:rPr>
+                <w:sz w:val="20"/>
+                <w:szCs w:val="20"/>
+              </w:rPr>
+              <w:t>i</w:t>
+            </w:r>
+            <w:r>
+              <w:rPr>
+                <w:sz w:val="20"/>
+                <w:szCs w:val="20"/>
+              </w:rPr>
+              <w:t>.</w:t>
+            </w:r>
+          </w:p>
         </w:tc>
       </w:tr>
       <w:tr>
@@ -19021,7 +19992,21 @@
               <w:right w:val="single" w:sz="4" w:space="0" w:color="B9C6E2"/>
             </w:tcBorders>
           </w:tcPr>
-          <w:p/>
+          <w:p>
+            <w:pPr>
+              <w:rPr>
+                <w:sz w:val="20"/>
+                <w:szCs w:val="20"/>
+              </w:rPr>
+            </w:pPr>
+            <w:r>
+              <w:rPr>
+                <w:sz w:val="20"/>
+                <w:szCs w:val="20"/>
+              </w:rPr>
+              <w:t>Karena lebih mudah diubah dan idak menumpuk.</w:t>
+            </w:r>
+          </w:p>
         </w:tc>
       </w:tr>
       <w:tr>
@@ -19087,11 +20072,19 @@
             </w:pPr>
             <w:r>
               <w:rPr>
-                <w:rFonts w:cs="Carlito"/>
+                <w:rFonts w:ascii="Segoe UI Symbol" w:hAnsi="Segoe UI Symbol" w:cs="Segoe UI Symbol"/>
                 <w:color w:val="003796"/>
                 <w:sz w:val="22"/>
               </w:rPr>
-              <w:t xml:space="preserve">☐  </w:t>
+              <w:t>☑</w:t>
+            </w:r>
+            <w:r>
+              <w:rPr>
+                <w:rFonts w:cs="Carlito"/>
+                <w:color w:val="003796"/>
+                <w:sz w:val="22"/>
+              </w:rPr>
+              <w:t xml:space="preserve">  </w:t>
             </w:r>
             <w:r>
               <w:rPr>
@@ -19144,11 +20137,19 @@
             </w:pPr>
             <w:r>
               <w:rPr>
-                <w:rFonts w:cs="Carlito"/>
+                <w:rFonts w:ascii="Segoe UI Symbol" w:hAnsi="Segoe UI Symbol" w:cs="Segoe UI Symbol"/>
                 <w:color w:val="003796"/>
                 <w:sz w:val="22"/>
               </w:rPr>
-              <w:t xml:space="preserve">☐  </w:t>
+              <w:t>☑</w:t>
+            </w:r>
+            <w:r>
+              <w:rPr>
+                <w:rFonts w:cs="Carlito"/>
+                <w:color w:val="003796"/>
+                <w:sz w:val="22"/>
+              </w:rPr>
+              <w:t xml:space="preserve"> </w:t>
             </w:r>
             <w:r>
               <w:rPr>
@@ -19201,11 +20202,19 @@
             </w:pPr>
             <w:r>
               <w:rPr>
-                <w:rFonts w:cs="Carlito"/>
+                <w:rFonts w:ascii="Segoe UI Symbol" w:hAnsi="Segoe UI Symbol" w:cs="Segoe UI Symbol"/>
                 <w:color w:val="003796"/>
                 <w:sz w:val="22"/>
               </w:rPr>
-              <w:t xml:space="preserve">☐  </w:t>
+              <w:t>☑</w:t>
+            </w:r>
+            <w:r>
+              <w:rPr>
+                <w:rFonts w:cs="Carlito"/>
+                <w:color w:val="003796"/>
+                <w:sz w:val="22"/>
+              </w:rPr>
+              <w:t xml:space="preserve">  </w:t>
             </w:r>
             <w:r>
               <w:rPr>
@@ -19258,11 +20267,20 @@
             </w:pPr>
             <w:r>
               <w:rPr>
-                <w:rFonts w:cs="Carlito"/>
+                <w:rFonts w:ascii="Segoe UI Symbol" w:hAnsi="Segoe UI Symbol" w:cs="Segoe UI Symbol"/>
                 <w:color w:val="003796"/>
                 <w:sz w:val="22"/>
               </w:rPr>
-              <w:t xml:space="preserve">☐  </w:t>
+              <w:lastRenderedPageBreak/>
+              <w:t>☑</w:t>
+            </w:r>
+            <w:r>
+              <w:rPr>
+                <w:rFonts w:cs="Carlito"/>
+                <w:color w:val="003796"/>
+                <w:sz w:val="22"/>
+              </w:rPr>
+              <w:t xml:space="preserve">  </w:t>
             </w:r>
             <w:r>
               <w:rPr>
@@ -19315,11 +20333,19 @@
             </w:pPr>
             <w:r>
               <w:rPr>
-                <w:rFonts w:cs="Carlito"/>
+                <w:rFonts w:ascii="Segoe UI Symbol" w:hAnsi="Segoe UI Symbol" w:cs="Segoe UI Symbol"/>
                 <w:color w:val="003796"/>
                 <w:sz w:val="22"/>
               </w:rPr>
-              <w:t xml:space="preserve">☐  </w:t>
+              <w:t>☑</w:t>
+            </w:r>
+            <w:r>
+              <w:rPr>
+                <w:rFonts w:cs="Carlito"/>
+                <w:color w:val="003796"/>
+                <w:sz w:val="22"/>
+              </w:rPr>
+              <w:t xml:space="preserve"> </w:t>
             </w:r>
             <w:r>
               <w:rPr>
@@ -19372,11 +20398,19 @@
             </w:pPr>
             <w:r>
               <w:rPr>
-                <w:rFonts w:cs="Carlito"/>
+                <w:rFonts w:ascii="Segoe UI Symbol" w:hAnsi="Segoe UI Symbol" w:cs="Segoe UI Symbol"/>
                 <w:color w:val="003796"/>
                 <w:sz w:val="22"/>
               </w:rPr>
-              <w:t xml:space="preserve">☐  </w:t>
+              <w:t>☑</w:t>
+            </w:r>
+            <w:r>
+              <w:rPr>
+                <w:rFonts w:cs="Carlito"/>
+                <w:color w:val="003796"/>
+                <w:sz w:val="22"/>
+              </w:rPr>
+              <w:t xml:space="preserve"> </w:t>
             </w:r>
             <w:r>
               <w:rPr>
@@ -19429,11 +20463,19 @@
             </w:pPr>
             <w:r>
               <w:rPr>
-                <w:rFonts w:cs="Carlito"/>
+                <w:rFonts w:ascii="Segoe UI Symbol" w:hAnsi="Segoe UI Symbol" w:cs="Segoe UI Symbol"/>
                 <w:color w:val="003796"/>
                 <w:sz w:val="22"/>
               </w:rPr>
-              <w:t xml:space="preserve">☐  </w:t>
+              <w:t>☑</w:t>
+            </w:r>
+            <w:r>
+              <w:rPr>
+                <w:rFonts w:cs="Carlito"/>
+                <w:color w:val="003796"/>
+                <w:sz w:val="22"/>
+              </w:rPr>
+              <w:t xml:space="preserve">  </w:t>
             </w:r>
             <w:r>
               <w:rPr>
@@ -19486,11 +20528,19 @@
             </w:pPr>
             <w:r>
               <w:rPr>
-                <w:rFonts w:cs="Carlito"/>
+                <w:rFonts w:ascii="Segoe UI Symbol" w:hAnsi="Segoe UI Symbol" w:cs="Segoe UI Symbol"/>
                 <w:color w:val="003796"/>
                 <w:sz w:val="22"/>
               </w:rPr>
-              <w:t xml:space="preserve">☐  </w:t>
+              <w:t>☑</w:t>
+            </w:r>
+            <w:r>
+              <w:rPr>
+                <w:rFonts w:cs="Carlito"/>
+                <w:color w:val="003796"/>
+                <w:sz w:val="22"/>
+              </w:rPr>
+              <w:t xml:space="preserve"> </w:t>
             </w:r>
             <w:r>
               <w:rPr>
@@ -19543,11 +20593,19 @@
             </w:pPr>
             <w:r>
               <w:rPr>
-                <w:rFonts w:cs="Carlito"/>
+                <w:rFonts w:ascii="Segoe UI Symbol" w:hAnsi="Segoe UI Symbol" w:cs="Segoe UI Symbol"/>
                 <w:color w:val="003796"/>
                 <w:sz w:val="22"/>
               </w:rPr>
-              <w:t xml:space="preserve">☐  </w:t>
+              <w:t>☑</w:t>
+            </w:r>
+            <w:r>
+              <w:rPr>
+                <w:rFonts w:cs="Carlito"/>
+                <w:color w:val="003796"/>
+                <w:sz w:val="22"/>
+              </w:rPr>
+              <w:t xml:space="preserve"> </w:t>
             </w:r>
             <w:r>
               <w:rPr>
@@ -19600,11 +20658,19 @@
             </w:pPr>
             <w:r>
               <w:rPr>
-                <w:rFonts w:cs="Carlito"/>
+                <w:rFonts w:ascii="Segoe UI Symbol" w:hAnsi="Segoe UI Symbol" w:cs="Segoe UI Symbol"/>
                 <w:color w:val="003796"/>
                 <w:sz w:val="22"/>
               </w:rPr>
-              <w:t xml:space="preserve">☐  </w:t>
+              <w:t>☑</w:t>
+            </w:r>
+            <w:r>
+              <w:rPr>
+                <w:rFonts w:cs="Carlito"/>
+                <w:color w:val="003796"/>
+                <w:sz w:val="22"/>
+              </w:rPr>
+              <w:t xml:space="preserve">  </w:t>
             </w:r>
             <w:r>
               <w:rPr>
@@ -19657,11 +20723,19 @@
             </w:pPr>
             <w:r>
               <w:rPr>
-                <w:rFonts w:cs="Carlito"/>
+                <w:rFonts w:ascii="Segoe UI Symbol" w:hAnsi="Segoe UI Symbol" w:cs="Segoe UI Symbol"/>
                 <w:color w:val="003796"/>
                 <w:sz w:val="22"/>
               </w:rPr>
-              <w:t xml:space="preserve">☐  </w:t>
+              <w:t>☑</w:t>
+            </w:r>
+            <w:r>
+              <w:rPr>
+                <w:rFonts w:cs="Carlito"/>
+                <w:color w:val="003796"/>
+                <w:sz w:val="22"/>
+              </w:rPr>
+              <w:t xml:space="preserve"> </w:t>
             </w:r>
             <w:r>
               <w:rPr>
@@ -19714,11 +20788,19 @@
             </w:pPr>
             <w:r>
               <w:rPr>
-                <w:rFonts w:cs="Carlito"/>
+                <w:rFonts w:ascii="Segoe UI Symbol" w:hAnsi="Segoe UI Symbol" w:cs="Segoe UI Symbol"/>
                 <w:color w:val="003796"/>
                 <w:sz w:val="22"/>
               </w:rPr>
-              <w:t xml:space="preserve">☐  </w:t>
+              <w:t>☑</w:t>
+            </w:r>
+            <w:r>
+              <w:rPr>
+                <w:rFonts w:cs="Carlito"/>
+                <w:color w:val="003796"/>
+                <w:sz w:val="22"/>
+              </w:rPr>
+              <w:t xml:space="preserve"> </w:t>
             </w:r>
             <w:r>
               <w:rPr>
@@ -19771,11 +20853,19 @@
             </w:pPr>
             <w:r>
               <w:rPr>
-                <w:rFonts w:cs="Carlito"/>
+                <w:rFonts w:ascii="Segoe UI Symbol" w:hAnsi="Segoe UI Symbol" w:cs="Segoe UI Symbol"/>
                 <w:color w:val="003796"/>
                 <w:sz w:val="22"/>
               </w:rPr>
-              <w:t xml:space="preserve">☐  </w:t>
+              <w:t>☑</w:t>
+            </w:r>
+            <w:r>
+              <w:rPr>
+                <w:rFonts w:cs="Carlito"/>
+                <w:color w:val="003796"/>
+                <w:sz w:val="22"/>
+              </w:rPr>
+              <w:t xml:space="preserve"> </w:t>
             </w:r>
             <w:r>
               <w:rPr>
@@ -19828,11 +20918,19 @@
             </w:pPr>
             <w:r>
               <w:rPr>
-                <w:rFonts w:cs="Carlito"/>
+                <w:rFonts w:ascii="Segoe UI Symbol" w:hAnsi="Segoe UI Symbol" w:cs="Segoe UI Symbol"/>
                 <w:color w:val="003796"/>
                 <w:sz w:val="22"/>
               </w:rPr>
-              <w:t xml:space="preserve">☐  </w:t>
+              <w:t>☑</w:t>
+            </w:r>
+            <w:r>
+              <w:rPr>
+                <w:rFonts w:cs="Carlito"/>
+                <w:color w:val="003796"/>
+                <w:sz w:val="22"/>
+              </w:rPr>
+              <w:t xml:space="preserve"> </w:t>
             </w:r>
             <w:r>
               <w:rPr>
@@ -19885,11 +20983,19 @@
             </w:pPr>
             <w:r>
               <w:rPr>
-                <w:rFonts w:cs="Carlito"/>
-                <w:color w:val="003796"/>
-                <w:sz w:val="22"/>
-              </w:rPr>
-              <w:t xml:space="preserve">☐  </w:t>
+                <w:rFonts w:ascii="Segoe UI Symbol" w:hAnsi="Segoe UI Symbol" w:cs="Segoe UI Symbol"/>
+                <w:b/>
+                <w:sz w:val="20"/>
+              </w:rPr>
+              <w:t>☑</w:t>
+            </w:r>
+            <w:r>
+              <w:rPr>
+                <w:rFonts w:cs="Carlito"/>
+                <w:b/>
+                <w:sz w:val="20"/>
+              </w:rPr>
+              <w:t xml:space="preserve"> </w:t>
             </w:r>
             <w:r>
               <w:rPr>
@@ -19942,11 +21048,19 @@
             </w:pPr>
             <w:r>
               <w:rPr>
-                <w:rFonts w:cs="Carlito"/>
+                <w:rFonts w:ascii="Segoe UI Symbol" w:hAnsi="Segoe UI Symbol" w:cs="Segoe UI Symbol"/>
                 <w:color w:val="003796"/>
                 <w:sz w:val="22"/>
               </w:rPr>
-              <w:t xml:space="preserve">☐  </w:t>
+              <w:t>☑</w:t>
+            </w:r>
+            <w:r>
+              <w:rPr>
+                <w:rFonts w:cs="Carlito"/>
+                <w:color w:val="003796"/>
+                <w:sz w:val="22"/>
+              </w:rPr>
+              <w:t xml:space="preserve"> </w:t>
             </w:r>
             <w:r>
               <w:rPr>
@@ -19999,11 +21113,19 @@
             </w:pPr>
             <w:r>
               <w:rPr>
-                <w:rFonts w:cs="Carlito"/>
+                <w:rFonts w:ascii="Segoe UI Symbol" w:hAnsi="Segoe UI Symbol" w:cs="Segoe UI Symbol"/>
                 <w:color w:val="003796"/>
                 <w:sz w:val="22"/>
               </w:rPr>
-              <w:t xml:space="preserve">☐  </w:t>
+              <w:t>☑</w:t>
+            </w:r>
+            <w:r>
+              <w:rPr>
+                <w:rFonts w:cs="Carlito"/>
+                <w:color w:val="003796"/>
+                <w:sz w:val="22"/>
+              </w:rPr>
+              <w:t xml:space="preserve"> </w:t>
             </w:r>
             <w:r>
               <w:rPr>
@@ -20142,7 +21264,18 @@
           <w:p>
             <w:pPr>
               <w:spacing w:before="20" w:after="20" w:line="252" w:lineRule="auto"/>
-            </w:pPr>
+              <w:rPr>
+                <w:sz w:val="19"/>
+                <w:szCs w:val="19"/>
+              </w:rPr>
+            </w:pPr>
+            <w:r>
+              <w:rPr>
+                <w:sz w:val="19"/>
+                <w:szCs w:val="19"/>
+              </w:rPr>
+              <w:t>30</w:t>
+            </w:r>
           </w:p>
         </w:tc>
       </w:tr>
@@ -20190,7 +21323,18 @@
           <w:p>
             <w:pPr>
               <w:spacing w:before="20" w:after="20" w:line="252" w:lineRule="auto"/>
-            </w:pPr>
+              <w:rPr>
+                <w:sz w:val="19"/>
+                <w:szCs w:val="19"/>
+              </w:rPr>
+            </w:pPr>
+            <w:r>
+              <w:rPr>
+                <w:sz w:val="19"/>
+                <w:szCs w:val="19"/>
+              </w:rPr>
+              <w:t>20-25</w:t>
+            </w:r>
           </w:p>
         </w:tc>
       </w:tr>
@@ -20236,7 +21380,18 @@
           <w:p>
             <w:pPr>
               <w:spacing w:before="20" w:after="20" w:line="252" w:lineRule="auto"/>
-            </w:pPr>
+              <w:rPr>
+                <w:sz w:val="19"/>
+                <w:szCs w:val="19"/>
+              </w:rPr>
+            </w:pPr>
+            <w:r>
+              <w:rPr>
+                <w:sz w:val="19"/>
+                <w:szCs w:val="19"/>
+              </w:rPr>
+              <w:t>20</w:t>
+            </w:r>
           </w:p>
         </w:tc>
       </w:tr>
@@ -20284,7 +21439,18 @@
           <w:p>
             <w:pPr>
               <w:spacing w:before="20" w:after="20" w:line="252" w:lineRule="auto"/>
-            </w:pPr>
+              <w:rPr>
+                <w:sz w:val="19"/>
+                <w:szCs w:val="19"/>
+              </w:rPr>
+            </w:pPr>
+            <w:r>
+              <w:rPr>
+                <w:sz w:val="19"/>
+                <w:szCs w:val="19"/>
+              </w:rPr>
+              <w:t>10-15</w:t>
+            </w:r>
           </w:p>
         </w:tc>
       </w:tr>
@@ -20330,7 +21496,18 @@
           <w:p>
             <w:pPr>
               <w:spacing w:before="20" w:after="20" w:line="252" w:lineRule="auto"/>
-            </w:pPr>
+              <w:rPr>
+                <w:sz w:val="19"/>
+                <w:szCs w:val="19"/>
+              </w:rPr>
+            </w:pPr>
+            <w:r>
+              <w:rPr>
+                <w:sz w:val="19"/>
+                <w:szCs w:val="19"/>
+              </w:rPr>
+              <w:t>10</w:t>
+            </w:r>
           </w:p>
         </w:tc>
       </w:tr>
@@ -20378,7 +21555,18 @@
           <w:p>
             <w:pPr>
               <w:spacing w:before="20" w:after="20" w:line="252" w:lineRule="auto"/>
-            </w:pPr>
+              <w:rPr>
+                <w:sz w:val="19"/>
+                <w:szCs w:val="19"/>
+              </w:rPr>
+            </w:pPr>
+            <w:r>
+              <w:rPr>
+                <w:sz w:val="19"/>
+                <w:szCs w:val="19"/>
+              </w:rPr>
+              <w:t>Bismillah 90-100</w:t>
+            </w:r>
           </w:p>
         </w:tc>
       </w:tr>
@@ -20394,7 +21582,42 @@
           <w:rFonts w:cs="Carlito"/>
           <w:sz w:val="20"/>
         </w:rPr>
-        <w:t>Tanda tangan: ______________________________     Tanggal: ______________     Jam selesai: __________</w:t>
+        <w:t>Tanda tangan:</w:t>
+      </w:r>
+      <w:r>
+        <w:rPr>
+          <w:rFonts w:cs="Carlito"/>
+          <w:sz w:val="20"/>
+        </w:rPr>
+        <w:t xml:space="preserve"> -</w:t>
+      </w:r>
+      <w:r>
+        <w:rPr>
+          <w:rFonts w:cs="Carlito"/>
+          <w:sz w:val="20"/>
+        </w:rPr>
+        <w:t xml:space="preserve">    Tanggal: </w:t>
+      </w:r>
+      <w:r>
+        <w:rPr>
+          <w:rFonts w:cs="Carlito"/>
+          <w:sz w:val="20"/>
+        </w:rPr>
+        <w:t xml:space="preserve">24 September 2026 </w:t>
+      </w:r>
+      <w:r>
+        <w:rPr>
+          <w:rFonts w:cs="Carlito"/>
+          <w:sz w:val="20"/>
+        </w:rPr>
+        <w:t xml:space="preserve">   Jam selesai: </w:t>
+      </w:r>
+      <w:r>
+        <w:rPr>
+          <w:rFonts w:cs="Carlito"/>
+          <w:sz w:val="20"/>
+        </w:rPr>
+        <w:t>18.10</w:t>
       </w:r>
     </w:p>
     <w:tbl>
@@ -20578,7 +21801,6 @@
     </w:p>
     <w:p>
       <w:r>
-        <w:lastRenderedPageBreak/>
         <w:br w:type="page"/>
       </w:r>
     </w:p>
@@ -25301,7 +26523,6 @@
   <w:style w:type="character" w:default="1" w:styleId="DefaultParagraphFont">
     <w:name w:val="Default Paragraph Font"/>
     <w:uiPriority w:val="1"/>
-    <w:semiHidden/>
     <w:unhideWhenUsed/>
   </w:style>
   <w:style w:type="table" w:default="1" w:styleId="TableNormal">
